--- a/EC713-Final-Paper-with-figures-1.0.docx
+++ b/EC713-Final-Paper-with-figures-1.0.docx
@@ -997,13 +997,7 @@
         <w:jc w:val="both"/>
       </w:pPr>
       <w:r>
-        <w:t xml:space="preserve">For object </w:t>
-      </w:r>
-      <w:r>
-        <w:t>allocation,</w:t>
-      </w:r>
-      <w:r>
-        <w:t xml:space="preserve"> jemalloc implements different kinds of memory allocation methods. </w:t>
+        <w:t xml:space="preserve">For object allocation, jemalloc implements different kinds of memory allocation methods. </w:t>
       </w:r>
     </w:p>
     <w:p>
@@ -1091,19 +1085,7 @@
       </w:r>
       <w:proofErr w:type="gramEnd"/>
       <w:r>
-        <w:t xml:space="preserve"> and, inside the global heap, it contains superblocks, which </w:t>
-      </w:r>
-      <w:r>
-        <w:t>are required</w:t>
-      </w:r>
-      <w:r>
-        <w:t xml:space="preserve"> by </w:t>
-      </w:r>
-      <w:r>
-        <w:t>the per</w:t>
-      </w:r>
-      <w:r>
-        <w:t xml:space="preserve">-processor heaps. When allocation requests come in, the per-processor heap requests a superblock from the global heap and assigns the object on it. When the current superblock is full, it will request another one from the global heap. Freeing the objects in the superblock until empty will result in the global heap reclaiming the superblock from the per-processor heap and setting it as free block for the next request. </w:t>
+        <w:t xml:space="preserve"> and, inside the global heap, it contains superblocks, which are required by the per-processor heaps. When allocation requests come in, the per-processor heap requests a superblock from the global heap and assigns the object on it. When the current superblock is full, it will request another one from the global heap. Freeing the objects in the superblock until empty will result in the global heap reclaiming the superblock from the per-processor heap and setting it as free block for the next request. </w:t>
       </w:r>
       <w:proofErr w:type="gramStart"/>
       <w:r>
@@ -1139,7 +1121,18 @@
       </w:r>
       <w:proofErr w:type="spellEnd"/>
       <w:r>
-        <w:t xml:space="preserve"> memory allocation mainly comes from two places: the central heap and the thread cache. For small object memory requests, the program will first try the thread cache, and when the thread cache is insufficient, the allocator will request a portion of it (WHAT IS “IT” HERE? THE THREAD CACHE IS GRAMMATICALLY CORRECT, BUT THAT DOESN’T SEEM LOGICAL. IF THE CENTRAL HEAP, REPLACE “IT” WITH “THE CENTRAL HEAP”) from the central cache as thread cache. For large object memory requests (&gt; 32K), the thread must work (OR APPLY TO) from the central cache. The cache is organized as a single-linked list, where each element of the array is a single-linked list as well, and each element of the list has the same size.</w:t>
+        <w:t xml:space="preserve"> memory allocation mainly comes from two places: the central heap and the thread cache. For small object memory requests, the program will first try the thread cache, and when the thread cache is insufficient, the allocator will request a portion of the central heap as thread cache. For large object memory requests (&gt; 32K), the thread must request space from the central cache </w:t>
+      </w:r>
+      <w:proofErr w:type="gramStart"/>
+      <w:r>
+        <w:t>directly .</w:t>
+      </w:r>
+      <w:proofErr w:type="gramEnd"/>
+      <w:r>
+        <w:t xml:space="preserve"> The cache is organized as a single-linked list, where each element of the array is a single-linked list as well, and each element of the list has the same size</w:t>
+      </w:r>
+      <w:r>
+        <w:t>.</w:t>
       </w:r>
       <w:r>
         <w:t>[4]</w:t>
@@ -1167,17 +1160,11 @@
       </w:r>
       <w:proofErr w:type="spellEnd"/>
       <w:r>
-        <w:t xml:space="preserve">.  It divides the memory into pages, and, for each page, it will have the ability to assign a certain memory size, and only allocations of that size will be assigned to that page. Each page has a free list. For object allocation, it will keep looking for blocks in the same page until this page doesn't have space for object allocation. This can help to reduce the internal fragmentation. Also, for </w:t>
-      </w:r>
-      <w:r>
-        <w:t>multithread</w:t>
-      </w:r>
-      <w:r>
-        <w:t xml:space="preserve">, it has a mechanism called free list multi-sharing. This mechanism asks each thread to maintain a list not only of the page(s) it has, but also a list for the pages of the other </w:t>
+        <w:t xml:space="preserve">.  It divides the memory into pages, and, for each page, it will have the ability to assign a certain memory size, and only allocations of that size will be assigned to that page. Each page has a free list. For object allocation, it will keep looking for blocks in the same page until this page doesn't have space for object allocation. This can help to reduce the internal fragmentation. Also, for multithread, it has a mechanism called free list multi-sharing. This mechanism asks each thread to maintain a list not only of the page(s) it has, but also a list for the pages of the other threads. When one thread updates its page, malloc or free, that thread will update its list and share to other threads. Other threads will do a batch job to keep the list updated. This mechanism efficiently helps to improve communication </w:t>
       </w:r>
       <w:r>
         <w:lastRenderedPageBreak/>
-        <w:t xml:space="preserve">threads. When one thread updates its page, malloc or free, that thread will update its list and share to other threads. Other threads will do a batch job to keep the list updated. This mechanism efficiently helps to improve communication between thread memory allocations </w:t>
+        <w:t xml:space="preserve">between thread memory allocations </w:t>
       </w:r>
       <w:proofErr w:type="gramStart"/>
       <w:r>
@@ -1269,11 +1256,9 @@
     </w:p>
     <w:p>
       <w:pPr>
-        <w:jc w:val="both"/>
-      </w:pPr>
-      <w:r>
-        <w:t xml:space="preserve">    </w:t>
-      </w:r>
+        <w:ind w:firstLine="360"/>
+        <w:jc w:val="both"/>
+      </w:pPr>
       <w:r>
         <w:t xml:space="preserve">We used the mimalloc-bench from </w:t>
       </w:r>
@@ -1283,58 +1268,43 @@
       </w:r>
       <w:proofErr w:type="spellEnd"/>
       <w:r>
-        <w:t xml:space="preserve">. This is a suite of benchmarks for memory allocation. It is developed by Microsoft but the source code from each benchmark </w:t>
-      </w:r>
-      <w:proofErr w:type="gramStart"/>
-      <w:r>
-        <w:t>actually came</w:t>
-      </w:r>
-      <w:proofErr w:type="gramEnd"/>
-      <w:r>
-        <w:t xml:space="preserve"> from its original source. </w:t>
-      </w:r>
-      <w:proofErr w:type="spellStart"/>
-      <w:r>
-        <w:t>Mircosoft</w:t>
-      </w:r>
-      <w:proofErr w:type="spellEnd"/>
-      <w:r>
-        <w:t xml:space="preserve"> only writes up a script to download all the necessary libraries and components, pull the source code from Github Repositories and set up the environment automatically. It should be a fair benchmark suite and it is easy to build and run. </w:t>
-      </w:r>
-      <w:proofErr w:type="gramStart"/>
-      <w:r>
-        <w:t>In order to</w:t>
-      </w:r>
-      <w:proofErr w:type="gramEnd"/>
-      <w:r>
-        <w:t xml:space="preserve"> prove it is fair, we randomly check some of the source code after installation and the script to run the benchmark. After our examination, it is original and all the setup is the same as the Linux manual to change the default </w:t>
+        <w:t xml:space="preserve">. This is a suite of benchmarks for memory allocation. It is developed by Microsoft, but the source code for each benchmark comes from its original source. Microsoft only wrote a script to download all the necessary libraries and components, pull the source code from Github repositories, and set up the environment automatically. It should be a fair benchmark suite, and it is easy to build and run. In order to prove it is fair, we randomly check some of the source code after installation, as well as the script to run the </w:t>
       </w:r>
       <w:proofErr w:type="spellStart"/>
       <w:proofErr w:type="gramStart"/>
       <w:r>
-        <w:t>malloc.The</w:t>
+        <w:t>benchmark.After</w:t>
       </w:r>
       <w:proofErr w:type="spellEnd"/>
       <w:proofErr w:type="gramEnd"/>
       <w:r>
-        <w:t xml:space="preserve"> mimalloc-bench also supports </w:t>
+        <w:t xml:space="preserve"> our examination, this Github repo does provide fair benchmarks with easy </w:t>
       </w:r>
       <w:proofErr w:type="spellStart"/>
       <w:r>
+        <w:t>setup.The</w:t>
+      </w:r>
+      <w:proofErr w:type="spellEnd"/>
+      <w:r>
+        <w:t xml:space="preserve"> mimalloc-bench also supports the </w:t>
+      </w:r>
+      <w:proofErr w:type="spellStart"/>
+      <w:r>
         <w:t>mutilthread</w:t>
       </w:r>
       <w:proofErr w:type="spellEnd"/>
       <w:r>
-        <w:t xml:space="preserve"> parameter  so that we don’t need to bother to handle that manually.</w:t>
-      </w:r>
-    </w:p>
-    <w:p>
-      <w:pPr>
-        <w:jc w:val="both"/>
-      </w:pPr>
+        <w:t xml:space="preserve"> parameter, so we don’t need to handle that manually.</w:t>
+      </w:r>
       <w:r>
         <w:t xml:space="preserve">    </w:t>
       </w:r>
+    </w:p>
+    <w:p>
+      <w:pPr>
+        <w:ind w:firstLine="360"/>
+        <w:jc w:val="both"/>
+      </w:pPr>
       <w:r>
         <w:t xml:space="preserve">The benchmarks we chose, for a single-threaded environment, is espresso, </w:t>
       </w:r>
@@ -1384,10 +1354,7 @@
         <w:jc w:val="both"/>
       </w:pPr>
       <w:r>
-        <w:t xml:space="preserve">Espresso is a programmable logic array analyzer that helps to reduce the complexity of digital logic gate circuits. This benchmark is a cache aware memory allocation application that can help to test </w:t>
-      </w:r>
-      <w:r>
-        <w:t>the page reclaim performance when used on a single thread</w:t>
+        <w:t>Espresso is a programmable logic array analyzer that helps to reduce the complexity of digital logic gate circuits. This benchmark is a cache aware memory allocation application that can help to test the page reclaim performance when used on a single thread</w:t>
       </w:r>
     </w:p>
     <w:p>
@@ -1413,7 +1380,10 @@
         <w:jc w:val="both"/>
       </w:pPr>
       <w:r>
-        <w:t>Barnes is a hierarchical n-body particle solver. It simulates the gravitational forces between 163840 particles. This benchmark is a good way to test the elapsed time for allocating continuously for small objects and free them all at the end.</w:t>
+        <w:t xml:space="preserve">Barnes is a hierarchical n-body particle solver. It simulates the gravitational forces </w:t>
+      </w:r>
+      <w:r>
+        <w:t>between 163840 particles. This benchmark is a good way to test the elapsed time for allocating continuously for small objects and free them all at the end.</w:t>
       </w:r>
     </w:p>
     <w:p>
@@ -1576,10 +1546,7 @@
       </w:pPr>
       <w:proofErr w:type="spellStart"/>
       <w:r>
-        <w:t>M</w:t>
-      </w:r>
-      <w:r>
-        <w:t>stress</w:t>
+        <w:t>Mstress</w:t>
       </w:r>
       <w:proofErr w:type="spellEnd"/>
       <w:r>
@@ -1633,10 +1600,7 @@
         <w:jc w:val="both"/>
       </w:pPr>
       <w:r>
-        <w:t>R</w:t>
-      </w:r>
-      <w:r>
-        <w:t xml:space="preserve">edis is simulating a </w:t>
+        <w:t xml:space="preserve">Redis is simulating a </w:t>
       </w:r>
       <w:proofErr w:type="spellStart"/>
       <w:r>
@@ -1644,27 +1608,27 @@
       </w:r>
       <w:proofErr w:type="spellEnd"/>
       <w:r>
-        <w:t xml:space="preserve"> server to make more than 1 million requests. These requests will upload 10 new list elements and then request to take the first element. this work will measure the number of </w:t>
+        <w:t xml:space="preserve"> server to make more than 1 million requests. These requests will upload 10 new list elements and then request to take the first element. this work will measure the number of requests per second to test the allocator lookup and response time.</w:t>
+      </w:r>
+    </w:p>
+    <w:p>
+      <w:pPr>
+        <w:pStyle w:val="Heading1"/>
+      </w:pPr>
+      <w:r>
+        <w:t>Hypothesis</w:t>
+      </w:r>
+    </w:p>
+    <w:p>
+      <w:pPr>
+        <w:jc w:val="both"/>
+      </w:pPr>
+      <w:r>
+        <w:t xml:space="preserve">After reading Microsoft’s mimalloc paper, we expected that mimalloc would outperform all the other allocators we </w:t>
       </w:r>
       <w:r>
         <w:lastRenderedPageBreak/>
-        <w:t>requests per second to test the allocator lookup and response time.</w:t>
-      </w:r>
-    </w:p>
-    <w:p>
-      <w:pPr>
-        <w:pStyle w:val="Heading1"/>
-      </w:pPr>
-      <w:r>
-        <w:t>Hypothesis</w:t>
-      </w:r>
-    </w:p>
-    <w:p>
-      <w:pPr>
-        <w:jc w:val="both"/>
-      </w:pPr>
-      <w:r>
-        <w:t>After reading Microsoft’s mimalloc paper, we expected that mimalloc would outperform all the other allocators we planned to test. However, that paper also suggested to us that jemalloc remained serviceable for most purposes. This is especially true, as jemalloc has a long track record, and its behavior is well known.</w:t>
+        <w:t>planned to test. However, that paper also suggested to us that jemalloc remained serviceable for most purposes. This is especially true, as jemalloc has a long track record, and its behavior is well known.</w:t>
       </w:r>
     </w:p>
     <w:p>
@@ -1896,11 +1860,7 @@
       </w:r>
       <w:proofErr w:type="spellEnd"/>
       <w:r>
-        <w:t xml:space="preserve"> was 5.79-5.94 seconds). These experiments also demonstrated that tcmalloc is not terribly effective on a single thread. Since its design revolves around thread-local caches and running on s single thread clearly erases any advantage this design might confer, this is not altogether surprising. In addition, these experiments showed why the system malloc remains the standard. While it was the best only for page reclaims running espresso, it was never the worst of the allocators. The </w:t>
-      </w:r>
-      <w:r>
-        <w:lastRenderedPageBreak/>
-        <w:t>performance of jemalloc, mimalloc, and hoard were very similar for these experiments. This suggests that a well-implemented allocator (whose advantages are not completely obviated by forcing them onto a single thread) will get the job done, and the best allocator for a particular application will depend on the program’s structure and the programmer’s priorities.</w:t>
+        <w:t xml:space="preserve"> was 5.79-5.94 seconds). These experiments also demonstrated that tcmalloc is not terribly effective on a single thread. Since its design revolves around thread-local caches and running on s single thread clearly erases any advantage this design might confer, this is not altogether surprising. In addition, these experiments showed why the system malloc remains the standard. While it was the best only for page reclaims running espresso, it was never the worst of the allocators. The performance of jemalloc, mimalloc, and hoard were very similar for these experiments. This suggests that a well-implemented allocator (whose advantages are not completely obviated by forcing them onto a single thread) will get the job done, and the best allocator for a particular application will depend on the program’s structure and the programmer’s priorities.</w:t>
       </w:r>
     </w:p>
     <w:p>
@@ -1916,6 +1876,7 @@
         <w:rPr>
           <w:noProof/>
         </w:rPr>
+        <w:lastRenderedPageBreak/>
         <w:drawing>
           <wp:inline distT="0" distB="0" distL="0" distR="0" wp14:anchorId="016BA887" wp14:editId="075A8385">
             <wp:extent cx="3089910" cy="3032125"/>
@@ -2148,7 +2109,6 @@
         <w:rPr>
           <w:noProof/>
         </w:rPr>
-        <w:lastRenderedPageBreak/>
         <w:drawing>
           <wp:inline distT="0" distB="0" distL="0" distR="0" wp14:anchorId="6BE11381" wp14:editId="13499E9D">
             <wp:extent cx="3089910" cy="3115310"/>
@@ -2207,6 +2167,7 @@
         <w:rPr>
           <w:noProof/>
         </w:rPr>
+        <w:lastRenderedPageBreak/>
         <w:drawing>
           <wp:inline distT="0" distB="0" distL="0" distR="0" wp14:anchorId="564C36C6" wp14:editId="793C5300">
             <wp:extent cx="3089910" cy="3132455"/>
@@ -2341,7 +2302,10 @@
       </w:r>
       <w:proofErr w:type="spellEnd"/>
       <w:r>
-        <w:t xml:space="preserve"> runtime dropped significantly at four threads, as did hoards, albeit not quite as dramatically. The system allocator struggled a bit at one thread, but then settled into second place. Moreover, by eight threads, the system allocator’s runtime had stabilized at between five and six seconds, again demonstrating why it remains the standard allocator. Mimalloc was the fastest allocator by a factor of two or three across all thread counts, likely because of its lack of locks, a known bottleneck. However, while its memory usage and page reclaim are good at one and two threads, these jump at four threads and proceed to increase rapidly. While it doesn’t take last place at any thread count, this is a potentially worrying sign. While </w:t>
+        <w:t xml:space="preserve"> runtime dropped significantly at four threads, as did hoards, albeit not quite as dramatically. The system allocator struggled a bit at one thread, but then settled into second place. Moreover, by eight threads, the system allocator’s runtime had stabilized at between five and six seconds, again demonstrating why it remains the standard allocator. Mimalloc was the fastest allocator by a factor of two or three across all thread counts, likely because of its lack of locks, a known bottleneck. However, while its memory usage and page reclaim are good at one and two threads, these jump at four threads and proceed to increase rapidly. While it doesn’t take last place at any </w:t>
+      </w:r>
+      <w:r>
+        <w:t xml:space="preserve">thread count, this is a potentially worrying sign. While </w:t>
       </w:r>
       <w:proofErr w:type="spellStart"/>
       <w:r>
@@ -2389,7 +2353,6 @@
         <w:rPr>
           <w:noProof/>
         </w:rPr>
-        <w:lastRenderedPageBreak/>
         <w:drawing>
           <wp:inline distT="0" distB="0" distL="0" distR="0" wp14:anchorId="1ECAF597" wp14:editId="35635901">
             <wp:extent cx="3089910" cy="3006725"/>
@@ -2506,6 +2469,7 @@
         <w:rPr>
           <w:noProof/>
         </w:rPr>
+        <w:lastRenderedPageBreak/>
         <w:drawing>
           <wp:inline distT="0" distB="0" distL="0" distR="0" wp14:anchorId="377D0633" wp14:editId="737D7DDE">
             <wp:extent cx="3089910" cy="3242310"/>
@@ -2614,7 +2578,10 @@
       </w:r>
       <w:proofErr w:type="spellEnd"/>
       <w:r>
-        <w:t xml:space="preserve"> page reclaims is the worst for all thread counts, starting 5-10x higher than the others’, and not improving its relative performance in the category as the number of threads increases. This suggests that a server farm owner might not want to implement jemalloc in its data center.</w:t>
+        <w:t xml:space="preserve"> page reclaims is the worst for all </w:t>
+      </w:r>
+      <w:r>
+        <w:t>thread counts, starting 5-10x higher than the others’, and not improving its relative performance in the category as the number of threads increases. This suggests that a server farm owner might not want to implement jemalloc in its data center.</w:t>
       </w:r>
     </w:p>
     <w:p>
@@ -2630,11 +2597,7 @@
         <w:jc w:val="both"/>
       </w:pPr>
       <w:r>
-        <w:t xml:space="preserve">As with so much in computer engineering, the best choice of allocator depends on what a programmer wants to accomplish and/or the context in which the application will operate. However, our tests show that jemalloc, at fifteen years old, remains a good choice of allocator for general purpose </w:t>
-      </w:r>
-      <w:r>
-        <w:lastRenderedPageBreak/>
-        <w:t xml:space="preserve">computing in multi-threaded contexts. Mimalloc shows tremendous promise, but its memory usage and page </w:t>
+        <w:t xml:space="preserve">As with so much in computer engineering, the best choice of allocator depends on what a programmer wants to accomplish and/or the context in which the application will operate. However, our tests show that jemalloc, at fifteen years old, remains a good choice of allocator for general purpose computing in multi-threaded contexts. Mimalloc shows tremendous promise, but its memory usage and page </w:t>
       </w:r>
       <w:proofErr w:type="gramStart"/>
       <w:r>
